--- a/ST/Reports/Lab_3/Lab_3.docx
+++ b/ST/Reports/Lab_3/Lab_3.docx
@@ -1377,6 +1377,7 @@
                 <w:szCs w:val="28"/>
                 <w:lang w:val="be-BY"/>
               </w:rPr>
+              <w:lastRenderedPageBreak/>
               <w:t>Дымовое тестирование (</w:t>
             </w:r>
             <w:r>
@@ -1572,6 +1573,7 @@
     </w:tbl>
     <w:p>
       <w:pPr>
+        <w:spacing w:after="240"/>
         <w:ind w:firstLine="0"/>
         <w:rPr>
           <w:rFonts w:ascii="Times New Roman" w:hAnsi="Times New Roman" w:cs="Times New Roman"/>
